--- a/public/report/Blood-Finder-Lab-Report.docx
+++ b/public/report/Blood-Finder-Lab-Report.docx
@@ -122,7 +122,7 @@
           <w:szCs w:val="23"/>
         </w:rPr>
         <w:br/>
-        <w:t xml:space="preserve">Mom Chakraborti (ID: 2401011034)</w:t>
+        <w:t xml:space="preserve">Mom Chakraborty (ID: 2401011034)</w:t>
       </w:r>
       <w:r>
         <w:rPr>
